--- a/网站大作业/B23110508王烨.docx
+++ b/网站大作业/B23110508王烨.docx
@@ -310,7 +310,7 @@
           <w:sz w:val="30"/>
           <w:u w:val="single"/>
         </w:rPr>
-        <w:t xml:space="preserve">                    </w:t>
+        <w:t xml:space="preserve">   邮政管理        </w:t>
       </w:r>
     </w:p>
     <w:p>
@@ -450,21 +450,19 @@
         <w:rPr>
           <w:u w:val="single"/>
         </w:rPr>
-        <w:t xml:space="preserve">                       </w:t>
+        <w:t xml:space="preserve">   2026年10月29日        </w:t>
       </w:r>
       <w:r>
         <w:rPr>
           <w:rFonts w:ascii="Times New Roman" w:hAnsi="Times New Roman" w:cs="Times New Roman" w:eastAsia="Times New Roman"/>
           <w:u w:val="single"/>
         </w:rPr>
-        <w:t xml:space="preserve"> </w:t>
       </w:r>
       <w:r>
         <w:rPr>
           <w:sz w:val="28"/>
           <w:u w:val="single"/>
         </w:rPr>
-        <w:t xml:space="preserve"> </w:t>
       </w:r>
     </w:p>
     <w:p>
